--- a/rvs-400-executive-docs/output/00 Общие документы/00 Пояснительная записка по комплектации.docx
+++ b/rvs-400-executive-docs/output/00 Общие документы/00 Пояснительная записка по комплектации.docx
@@ -111,7 +111,7 @@
           <w:sz w:val="22"/>
           <w:u w:val="none"/>
         </w:rPr>
-        <w:t>Формы акта освидетельствования скрытых работ и акта освидетельствования ответственных конструкций приняты по приложениям к приказу Ростехнадзора от 16.05.2023 № 344, действующему с 01.09.2023 взамен РД-11-02-2006. Технические требования, объёмы и методы контроля — по ГОСТ 31385-2023, СП 365.1325800.2017, СП 70.13330.2012 и ППР.</w:t>
+        <w:t>Формы актов приняты по приложениям к приказу Минстроя России от 16.05.2023 № 344/пр, действующему с 01.09.2023 взамен РД-11-02-2006: акт разбивки осей — приложение № 2, акт освидетельствования скрытых работ — приложение № 3, акт освидетельствования ответственных конструкций — приложение № 4. Форма общего журнала работ — по приказу Минстроя России от 02.12.2022 № 1026/пр. Технические требования, объёмы и методы контроля — по ГОСТ 31385-2023, СП 365.1325800.2017, СП 70.13330.2012 и ППР.</w:t>
       </w:r>
     </w:p>
     <w:p>
